--- a/lessons/4-6/homework.docx
+++ b/lessons/4-6/homework.docx
@@ -106,7 +106,55 @@
     </w:p>
     <w:p>
       <w:pPr>
-        <w:spacing w:after="60"/>
+        <w:keepNext/>
+        <w:spacing w:after="20" w:before="80"/>
+        <w:jc w:val="center"/>
+      </w:pPr>
+      <w:r>
+        <w:drawing>
+          <wp:inline distT="0" distB="0" distL="0" distR="0">
+            <wp:extent cx="1047750" cy="790575"/>
+            <wp:effectExtent t="0" r="0" b="0" l="0"/>
+            <wp:docPr id="1" name="" descr="" title=""/>
+            <wp:cNvGraphicFramePr>
+              <a:graphicFrameLocks xmlns:a="http://schemas.openxmlformats.org/drawingml/2006/main" noChangeAspect="1"/>
+            </wp:cNvGraphicFramePr>
+            <a:graphic xmlns:a="http://schemas.openxmlformats.org/drawingml/2006/main">
+              <a:graphicData uri="http://schemas.openxmlformats.org/drawingml/2006/picture">
+                <pic:pic xmlns:pic="http://schemas.openxmlformats.org/drawingml/2006/picture">
+                  <pic:nvPicPr>
+                    <pic:cNvPr id="0" name="" descr=""/>
+                    <pic:cNvPicPr>
+                      <a:picLocks noChangeAspect="1" noChangeArrowheads="1"/>
+                    </pic:cNvPicPr>
+                  </pic:nvPicPr>
+                  <pic:blipFill>
+                    <a:blip r:embed="rId7" cstate="none"/>
+                    <a:srcRect/>
+                    <a:stretch>
+                      <a:fillRect/>
+                    </a:stretch>
+                  </pic:blipFill>
+                  <pic:spPr bwMode="auto">
+                    <a:xfrm>
+                      <a:off x="0" y="0"/>
+                      <a:ext cx="1047750" cy="790575"/>
+                    </a:xfrm>
+                    <a:prstGeom prst="rect">
+                      <a:avLst/>
+                    </a:prstGeom>
+                  </pic:spPr>
+                </pic:pic>
+              </a:graphicData>
+            </a:graphic>
+          </wp:inline>
+        </w:drawing>
+      </w:r>
+    </w:p>
+    <w:p>
+      <w:pPr>
+        <w:keepNext/>
+        <w:spacing w:after="120"/>
       </w:pPr>
       <w:r>
         <w:rPr>
@@ -116,12 +164,60 @@
         <w:t xml:space="preserve">Conversion Factor (Factor de conversión)</w:t>
       </w:r>
       <w:r>
-        <w:t xml:space="preserve"> — A ratio used to convert from one unit to another</w:t>
-      </w:r>
-    </w:p>
-    <w:p>
-      <w:pPr>
-        <w:spacing w:after="60"/>
+        <w:t xml:space="preserve"> — A ratio that helps you change one unit into another.</w:t>
+      </w:r>
+    </w:p>
+    <w:p>
+      <w:pPr>
+        <w:keepNext/>
+        <w:spacing w:after="20" w:before="80"/>
+        <w:jc w:val="center"/>
+      </w:pPr>
+      <w:r>
+        <w:drawing>
+          <wp:inline distT="0" distB="0" distL="0" distR="0">
+            <wp:extent cx="1047750" cy="790575"/>
+            <wp:effectExtent t="0" r="0" b="0" l="0"/>
+            <wp:docPr id="1" name="" descr="" title=""/>
+            <wp:cNvGraphicFramePr>
+              <a:graphicFrameLocks xmlns:a="http://schemas.openxmlformats.org/drawingml/2006/main" noChangeAspect="1"/>
+            </wp:cNvGraphicFramePr>
+            <a:graphic xmlns:a="http://schemas.openxmlformats.org/drawingml/2006/main">
+              <a:graphicData uri="http://schemas.openxmlformats.org/drawingml/2006/picture">
+                <pic:pic xmlns:pic="http://schemas.openxmlformats.org/drawingml/2006/picture">
+                  <pic:nvPicPr>
+                    <pic:cNvPr id="0" name="" descr=""/>
+                    <pic:cNvPicPr>
+                      <a:picLocks noChangeAspect="1" noChangeArrowheads="1"/>
+                    </pic:cNvPicPr>
+                  </pic:nvPicPr>
+                  <pic:blipFill>
+                    <a:blip r:embed="rId7" cstate="none"/>
+                    <a:srcRect/>
+                    <a:stretch>
+                      <a:fillRect/>
+                    </a:stretch>
+                  </pic:blipFill>
+                  <pic:spPr bwMode="auto">
+                    <a:xfrm>
+                      <a:off x="0" y="0"/>
+                      <a:ext cx="1047750" cy="790575"/>
+                    </a:xfrm>
+                    <a:prstGeom prst="rect">
+                      <a:avLst/>
+                    </a:prstGeom>
+                  </pic:spPr>
+                </pic:pic>
+              </a:graphicData>
+            </a:graphic>
+          </wp:inline>
+        </w:drawing>
+      </w:r>
+    </w:p>
+    <w:p>
+      <w:pPr>
+        <w:keepNext/>
+        <w:spacing w:after="120"/>
       </w:pPr>
       <w:r>
         <w:rPr>
@@ -131,12 +227,60 @@
         <w:t xml:space="preserve">Unit (Unidad)</w:t>
       </w:r>
       <w:r>
-        <w:t xml:space="preserve"> — A standard quantity used for measuring</w:t>
-      </w:r>
-    </w:p>
-    <w:p>
-      <w:pPr>
-        <w:spacing w:after="60"/>
+        <w:t xml:space="preserve"> — A standard amount used to measure, like an inch or a liter.</w:t>
+      </w:r>
+    </w:p>
+    <w:p>
+      <w:pPr>
+        <w:keepNext/>
+        <w:spacing w:after="20" w:before="80"/>
+        <w:jc w:val="center"/>
+      </w:pPr>
+      <w:r>
+        <w:drawing>
+          <wp:inline distT="0" distB="0" distL="0" distR="0">
+            <wp:extent cx="1047750" cy="790575"/>
+            <wp:effectExtent t="0" r="0" b="0" l="0"/>
+            <wp:docPr id="1" name="" descr="" title=""/>
+            <wp:cNvGraphicFramePr>
+              <a:graphicFrameLocks xmlns:a="http://schemas.openxmlformats.org/drawingml/2006/main" noChangeAspect="1"/>
+            </wp:cNvGraphicFramePr>
+            <a:graphic xmlns:a="http://schemas.openxmlformats.org/drawingml/2006/main">
+              <a:graphicData uri="http://schemas.openxmlformats.org/drawingml/2006/picture">
+                <pic:pic xmlns:pic="http://schemas.openxmlformats.org/drawingml/2006/picture">
+                  <pic:nvPicPr>
+                    <pic:cNvPr id="0" name="" descr=""/>
+                    <pic:cNvPicPr>
+                      <a:picLocks noChangeAspect="1" noChangeArrowheads="1"/>
+                    </pic:cNvPicPr>
+                  </pic:nvPicPr>
+                  <pic:blipFill>
+                    <a:blip r:embed="rId8" cstate="none"/>
+                    <a:srcRect/>
+                    <a:stretch>
+                      <a:fillRect/>
+                    </a:stretch>
+                  </pic:blipFill>
+                  <pic:spPr bwMode="auto">
+                    <a:xfrm>
+                      <a:off x="0" y="0"/>
+                      <a:ext cx="1047750" cy="790575"/>
+                    </a:xfrm>
+                    <a:prstGeom prst="rect">
+                      <a:avLst/>
+                    </a:prstGeom>
+                  </pic:spPr>
+                </pic:pic>
+              </a:graphicData>
+            </a:graphic>
+          </wp:inline>
+        </w:drawing>
+      </w:r>
+    </w:p>
+    <w:p>
+      <w:pPr>
+        <w:keepNext/>
+        <w:spacing w:after="120"/>
       </w:pPr>
       <w:r>
         <w:rPr>
@@ -146,12 +290,60 @@
         <w:t xml:space="preserve">Equivalent (Equivalente)</w:t>
       </w:r>
       <w:r>
-        <w:t xml:space="preserve"> — Having the same value expressed in different units</w:t>
-      </w:r>
-    </w:p>
-    <w:p>
-      <w:pPr>
-        <w:spacing w:after="60"/>
+        <w:t xml:space="preserve"> — Having the same value, just in different units.</w:t>
+      </w:r>
+    </w:p>
+    <w:p>
+      <w:pPr>
+        <w:keepNext/>
+        <w:spacing w:after="20" w:before="80"/>
+        <w:jc w:val="center"/>
+      </w:pPr>
+      <w:r>
+        <w:drawing>
+          <wp:inline distT="0" distB="0" distL="0" distR="0">
+            <wp:extent cx="1047750" cy="790575"/>
+            <wp:effectExtent t="0" r="0" b="0" l="0"/>
+            <wp:docPr id="1" name="" descr="" title=""/>
+            <wp:cNvGraphicFramePr>
+              <a:graphicFrameLocks xmlns:a="http://schemas.openxmlformats.org/drawingml/2006/main" noChangeAspect="1"/>
+            </wp:cNvGraphicFramePr>
+            <a:graphic xmlns:a="http://schemas.openxmlformats.org/drawingml/2006/main">
+              <a:graphicData uri="http://schemas.openxmlformats.org/drawingml/2006/picture">
+                <pic:pic xmlns:pic="http://schemas.openxmlformats.org/drawingml/2006/picture">
+                  <pic:nvPicPr>
+                    <pic:cNvPr id="0" name="" descr=""/>
+                    <pic:cNvPicPr>
+                      <a:picLocks noChangeAspect="1" noChangeArrowheads="1"/>
+                    </pic:cNvPicPr>
+                  </pic:nvPicPr>
+                  <pic:blipFill>
+                    <a:blip r:embed="rId9" cstate="none"/>
+                    <a:srcRect/>
+                    <a:stretch>
+                      <a:fillRect/>
+                    </a:stretch>
+                  </pic:blipFill>
+                  <pic:spPr bwMode="auto">
+                    <a:xfrm>
+                      <a:off x="0" y="0"/>
+                      <a:ext cx="1047750" cy="790575"/>
+                    </a:xfrm>
+                    <a:prstGeom prst="rect">
+                      <a:avLst/>
+                    </a:prstGeom>
+                  </pic:spPr>
+                </pic:pic>
+              </a:graphicData>
+            </a:graphic>
+          </wp:inline>
+        </w:drawing>
+      </w:r>
+    </w:p>
+    <w:p>
+      <w:pPr>
+        <w:keepNext/>
+        <w:spacing w:after="120"/>
       </w:pPr>
       <w:r>
         <w:rPr>
@@ -161,12 +353,60 @@
         <w:t xml:space="preserve">Ratio (Razón)</w:t>
       </w:r>
       <w:r>
-        <w:t xml:space="preserve"> — A comparison of two quantities by division</w:t>
-      </w:r>
-    </w:p>
-    <w:p>
-      <w:pPr>
-        <w:spacing w:after="60"/>
+        <w:t xml:space="preserve"> — A way to compare two amounts.</w:t>
+      </w:r>
+    </w:p>
+    <w:p>
+      <w:pPr>
+        <w:keepNext/>
+        <w:spacing w:after="20" w:before="80"/>
+        <w:jc w:val="center"/>
+      </w:pPr>
+      <w:r>
+        <w:drawing>
+          <wp:inline distT="0" distB="0" distL="0" distR="0">
+            <wp:extent cx="1047750" cy="790575"/>
+            <wp:effectExtent t="0" r="0" b="0" l="0"/>
+            <wp:docPr id="1" name="" descr="" title=""/>
+            <wp:cNvGraphicFramePr>
+              <a:graphicFrameLocks xmlns:a="http://schemas.openxmlformats.org/drawingml/2006/main" noChangeAspect="1"/>
+            </wp:cNvGraphicFramePr>
+            <a:graphic xmlns:a="http://schemas.openxmlformats.org/drawingml/2006/main">
+              <a:graphicData uri="http://schemas.openxmlformats.org/drawingml/2006/picture">
+                <pic:pic xmlns:pic="http://schemas.openxmlformats.org/drawingml/2006/picture">
+                  <pic:nvPicPr>
+                    <pic:cNvPr id="0" name="" descr=""/>
+                    <pic:cNvPicPr>
+                      <a:picLocks noChangeAspect="1" noChangeArrowheads="1"/>
+                    </pic:cNvPicPr>
+                  </pic:nvPicPr>
+                  <pic:blipFill>
+                    <a:blip r:embed="rId7" cstate="none"/>
+                    <a:srcRect/>
+                    <a:stretch>
+                      <a:fillRect/>
+                    </a:stretch>
+                  </pic:blipFill>
+                  <pic:spPr bwMode="auto">
+                    <a:xfrm>
+                      <a:off x="0" y="0"/>
+                      <a:ext cx="1047750" cy="790575"/>
+                    </a:xfrm>
+                    <a:prstGeom prst="rect">
+                      <a:avLst/>
+                    </a:prstGeom>
+                  </pic:spPr>
+                </pic:pic>
+              </a:graphicData>
+            </a:graphic>
+          </wp:inline>
+        </w:drawing>
+      </w:r>
+    </w:p>
+    <w:p>
+      <w:pPr>
+        <w:keepNext/>
+        <w:spacing w:after="120"/>
       </w:pPr>
       <w:r>
         <w:rPr>
@@ -176,12 +416,60 @@
         <w:t xml:space="preserve">Customary units (Unidades usuales (sistema inglés))</w:t>
       </w:r>
       <w:r>
-        <w:t xml:space="preserve"> — The measurement system used in the United States (inches, feet, yards, pounds, ounces)</w:t>
-      </w:r>
-    </w:p>
-    <w:p>
-      <w:pPr>
-        <w:spacing w:after="60"/>
+        <w:t xml:space="preserve"> — The U.S. way of measuring, like inches, feet, and pounds.</w:t>
+      </w:r>
+    </w:p>
+    <w:p>
+      <w:pPr>
+        <w:keepNext/>
+        <w:spacing w:after="20" w:before="80"/>
+        <w:jc w:val="center"/>
+      </w:pPr>
+      <w:r>
+        <w:drawing>
+          <wp:inline distT="0" distB="0" distL="0" distR="0">
+            <wp:extent cx="1047750" cy="790575"/>
+            <wp:effectExtent t="0" r="0" b="0" l="0"/>
+            <wp:docPr id="1" name="" descr="" title=""/>
+            <wp:cNvGraphicFramePr>
+              <a:graphicFrameLocks xmlns:a="http://schemas.openxmlformats.org/drawingml/2006/main" noChangeAspect="1"/>
+            </wp:cNvGraphicFramePr>
+            <a:graphic xmlns:a="http://schemas.openxmlformats.org/drawingml/2006/main">
+              <a:graphicData uri="http://schemas.openxmlformats.org/drawingml/2006/picture">
+                <pic:pic xmlns:pic="http://schemas.openxmlformats.org/drawingml/2006/picture">
+                  <pic:nvPicPr>
+                    <pic:cNvPr id="0" name="" descr=""/>
+                    <pic:cNvPicPr>
+                      <a:picLocks noChangeAspect="1" noChangeArrowheads="1"/>
+                    </pic:cNvPicPr>
+                  </pic:nvPicPr>
+                  <pic:blipFill>
+                    <a:blip r:embed="rId7" cstate="none"/>
+                    <a:srcRect/>
+                    <a:stretch>
+                      <a:fillRect/>
+                    </a:stretch>
+                  </pic:blipFill>
+                  <pic:spPr bwMode="auto">
+                    <a:xfrm>
+                      <a:off x="0" y="0"/>
+                      <a:ext cx="1047750" cy="790575"/>
+                    </a:xfrm>
+                    <a:prstGeom prst="rect">
+                      <a:avLst/>
+                    </a:prstGeom>
+                  </pic:spPr>
+                </pic:pic>
+              </a:graphicData>
+            </a:graphic>
+          </wp:inline>
+        </w:drawing>
+      </w:r>
+    </w:p>
+    <w:p>
+      <w:pPr>
+        <w:keepNext/>
+        <w:spacing w:after="120"/>
       </w:pPr>
       <w:r>
         <w:rPr>
@@ -191,7 +479,7 @@
         <w:t xml:space="preserve">Metric units (Unidades métricas)</w:t>
       </w:r>
       <w:r>
-        <w:t xml:space="preserve"> — The measurement system based on powers of 10 (meters, liters, grams)</w:t>
+        <w:t xml:space="preserve"> — A way of measuring by 10s, like meters, liters, and grams.</w:t>
       </w:r>
     </w:p>
     <w:p>

--- a/lessons/4-6/homework.docx
+++ b/lessons/4-6/homework.docx
@@ -24,7 +24,7 @@
           <w:i/>
           <w:iCs/>
         </w:rPr>
-        <w:t xml:space="preserve">Lesson 4-6  •  Standard 6.RP.3d</w:t>
+        <w:t xml:space="preserve">Lesson 4-6  •  Standard 6.AT.3c</w:t>
       </w:r>
     </w:p>
     <w:p>
@@ -1304,39 +1304,43 @@
           <w:b/>
           <w:bCs/>
         </w:rPr>
-        <w:t xml:space="preserve">7. How many inches are in 4 feet? (1 ft = 12 in)</w:t>
-      </w:r>
-    </w:p>
-    <w:p>
-      <w:pPr>
-        <w:spacing w:after="40" w:before="0"/>
-      </w:pPr>
-      <w:r>
-        <w:t xml:space="preserve">     A. 48</w:t>
-      </w:r>
-    </w:p>
-    <w:p>
-      <w:pPr>
-        <w:spacing w:after="40" w:before="0"/>
-      </w:pPr>
-      <w:r>
-        <w:t xml:space="preserve">     B. 16</w:t>
-      </w:r>
-    </w:p>
-    <w:p>
-      <w:pPr>
-        <w:spacing w:after="40" w:before="0"/>
-      </w:pPr>
-      <w:r>
-        <w:t xml:space="preserve">     C. 36</w:t>
-      </w:r>
-    </w:p>
-    <w:p>
-      <w:pPr>
-        <w:spacing w:after="40" w:before="0"/>
-      </w:pPr>
-      <w:r>
-        <w:t xml:space="preserve">     D. 40</w:t>
+        <w:t xml:space="preserve">7. onLevel — Spot the Common Mistake</w:t>
+      </w:r>
+    </w:p>
+    <w:p>
+      <w:pPr>
+        <w:spacing w:after="40" w:before="0"/>
+      </w:pPr>
+      <w:r>
+        <w:t xml:space="preserve">   Step 1 (Read): A student is working on Convert Measurement Units.</w:t>
+      </w:r>
+    </w:p>
+    <w:p>
+      <w:pPr>
+        <w:spacing w:after="40" w:before="0"/>
+      </w:pPr>
+      <w:r>
+        <w:t xml:space="preserve">   Step 2 (Attempt): They ignored the rule: Multiply when changing to a smaller unit, and divide when changing to a bigger unit.</w:t>
+      </w:r>
+    </w:p>
+    <w:p>
+      <w:pPr>
+        <w:spacing w:after="40" w:before="0"/>
+      </w:pPr>
+      <w:r>
+        <w:t xml:space="preserve">   Step 3 (Check): The answer does not match the math rule from class.</w:t>
+      </w:r>
+    </w:p>
+    <w:p>
+      <w:pPr>
+        <w:spacing w:after="60" w:before="0"/>
+      </w:pPr>
+      <w:r>
+        <w:rPr>
+          <w:i/>
+          <w:iCs/>
+        </w:rPr>
+        <w:t xml:space="preserve">Which step has the mistake? Explain and fix it:</w:t>
       </w:r>
     </w:p>
     <w:p>
@@ -1352,6 +1356,28 @@
     </w:p>
     <w:p>
       <w:pPr>
+        <w:spacing w:after="60" w:before="120"/>
+      </w:pPr>
+      <w:r>
+        <w:rPr>
+          <w:color w:val="BBBBBB"/>
+        </w:rPr>
+        <w:t xml:space="preserve">______________________________________________________________________</w:t>
+      </w:r>
+    </w:p>
+    <w:p>
+      <w:pPr>
+        <w:spacing w:after="60" w:before="120"/>
+      </w:pPr>
+      <w:r>
+        <w:rPr>
+          <w:color w:val="BBBBBB"/>
+        </w:rPr>
+        <w:t xml:space="preserve">______________________________________________________________________</w:t>
+      </w:r>
+    </w:p>
+    <w:p>
+      <w:pPr>
         <w:spacing w:after="80" w:before="0"/>
       </w:pPr>
       <w:r>
@@ -1359,39 +1385,39 @@
           <w:b/>
           <w:bCs/>
         </w:rPr>
-        <w:t xml:space="preserve">8. How many centimeters are in 2.5 meters? (1 m = 100 cm)</w:t>
-      </w:r>
-    </w:p>
-    <w:p>
-      <w:pPr>
-        <w:spacing w:after="40" w:before="0"/>
-      </w:pPr>
-      <w:r>
-        <w:t xml:space="preserve">     A. 250</w:t>
-      </w:r>
-    </w:p>
-    <w:p>
-      <w:pPr>
-        <w:spacing w:after="40" w:before="0"/>
-      </w:pPr>
-      <w:r>
-        <w:t xml:space="preserve">     B. 25</w:t>
-      </w:r>
-    </w:p>
-    <w:p>
-      <w:pPr>
-        <w:spacing w:after="40" w:before="0"/>
-      </w:pPr>
-      <w:r>
-        <w:t xml:space="preserve">     C. 2,500</w:t>
-      </w:r>
-    </w:p>
-    <w:p>
-      <w:pPr>
-        <w:spacing w:after="40" w:before="0"/>
-      </w:pPr>
-      <w:r>
-        <w:t xml:space="preserve">     D. 2.5</w:t>
+        <w:t xml:space="preserve">8. Leg 1: The joystick rod is 3 feet long, but the parts catalog lists it in inches. How many inches is that? (1 ft = 12 in)</w:t>
+      </w:r>
+    </w:p>
+    <w:p>
+      <w:pPr>
+        <w:spacing w:after="40" w:before="0"/>
+      </w:pPr>
+      <w:r>
+        <w:t xml:space="preserve">     A. 36 inches</w:t>
+      </w:r>
+    </w:p>
+    <w:p>
+      <w:pPr>
+        <w:spacing w:after="40" w:before="0"/>
+      </w:pPr>
+      <w:r>
+        <w:t xml:space="preserve">     B. 15 inches</w:t>
+      </w:r>
+    </w:p>
+    <w:p>
+      <w:pPr>
+        <w:spacing w:after="40" w:before="0"/>
+      </w:pPr>
+      <w:r>
+        <w:t xml:space="preserve">     C. 30 inches</w:t>
+      </w:r>
+    </w:p>
+    <w:p>
+      <w:pPr>
+        <w:spacing w:after="40" w:before="0"/>
+      </w:pPr>
+      <w:r>
+        <w:t xml:space="preserve">     D. 33 inches</w:t>
       </w:r>
     </w:p>
     <w:p>
@@ -1414,39 +1440,39 @@
           <w:b/>
           <w:bCs/>
         </w:rPr>
-        <w:t xml:space="preserve">9. A recipe needs 3 quarts of water. How many cups is that? (1 qt = 4 cups)</w:t>
-      </w:r>
-    </w:p>
-    <w:p>
-      <w:pPr>
-        <w:spacing w:after="40" w:before="0"/>
-      </w:pPr>
-      <w:r>
-        <w:t xml:space="preserve">     A. 12</w:t>
-      </w:r>
-    </w:p>
-    <w:p>
-      <w:pPr>
-        <w:spacing w:after="40" w:before="0"/>
-      </w:pPr>
-      <w:r>
-        <w:t xml:space="preserve">     B. 7</w:t>
-      </w:r>
-    </w:p>
-    <w:p>
-      <w:pPr>
-        <w:spacing w:after="40" w:before="0"/>
-      </w:pPr>
-      <w:r>
-        <w:t xml:space="preserve">     C. 8</w:t>
-      </w:r>
-    </w:p>
-    <w:p>
-      <w:pPr>
-        <w:spacing w:after="40" w:before="0"/>
-      </w:pPr>
-      <w:r>
-        <w:t xml:space="preserve">     D. 16</w:t>
+        <w:t xml:space="preserve">9. Leg 2: A power cable on the cabinet plan measures 2.5 kilometers across the whole arcade network. How many meters is that? (1 km = 1,000 m)</w:t>
+      </w:r>
+    </w:p>
+    <w:p>
+      <w:pPr>
+        <w:spacing w:after="40" w:before="0"/>
+      </w:pPr>
+      <w:r>
+        <w:t xml:space="preserve">     A. 2,500 meters</w:t>
+      </w:r>
+    </w:p>
+    <w:p>
+      <w:pPr>
+        <w:spacing w:after="40" w:before="0"/>
+      </w:pPr>
+      <w:r>
+        <w:t xml:space="preserve">     B. 250 meters</w:t>
+      </w:r>
+    </w:p>
+    <w:p>
+      <w:pPr>
+        <w:spacing w:after="40" w:before="0"/>
+      </w:pPr>
+      <w:r>
+        <w:t xml:space="preserve">     C. 25 meters</w:t>
+      </w:r>
+    </w:p>
+    <w:p>
+      <w:pPr>
+        <w:spacing w:after="40" w:before="0"/>
+      </w:pPr>
+      <w:r>
+        <w:t xml:space="preserve">     D. 25,000 meters</w:t>
       </w:r>
     </w:p>
     <w:p>
@@ -1469,39 +1495,39 @@
           <w:b/>
           <w:bCs/>
         </w:rPr>
-        <w:t xml:space="preserve">10. How many pounds are in 64 ounces? (1 lb = 16 oz)</w:t>
-      </w:r>
-    </w:p>
-    <w:p>
-      <w:pPr>
-        <w:spacing w:after="40" w:before="0"/>
-      </w:pPr>
-      <w:r>
-        <w:t xml:space="preserve">     A. 4</w:t>
-      </w:r>
-    </w:p>
-    <w:p>
-      <w:pPr>
-        <w:spacing w:after="40" w:before="0"/>
-      </w:pPr>
-      <w:r>
-        <w:t xml:space="preserve">     B. 8</w:t>
-      </w:r>
-    </w:p>
-    <w:p>
-      <w:pPr>
-        <w:spacing w:after="40" w:before="0"/>
-      </w:pPr>
-      <w:r>
-        <w:t xml:space="preserve">     C. 48</w:t>
-      </w:r>
-    </w:p>
-    <w:p>
-      <w:pPr>
-        <w:spacing w:after="40" w:before="0"/>
-      </w:pPr>
-      <w:r>
-        <w:t xml:space="preserve">     D. 1,024</w:t>
+        <w:t xml:space="preserve">10. Leg 3: The coin box weighs 5 pounds, but the shipping label needs the weight in ounces. How many ounces is that? (1 lb = 16 oz)</w:t>
+      </w:r>
+    </w:p>
+    <w:p>
+      <w:pPr>
+        <w:spacing w:after="40" w:before="0"/>
+      </w:pPr>
+      <w:r>
+        <w:t xml:space="preserve">     A. 80 ounces</w:t>
+      </w:r>
+    </w:p>
+    <w:p>
+      <w:pPr>
+        <w:spacing w:after="40" w:before="0"/>
+      </w:pPr>
+      <w:r>
+        <w:t xml:space="preserve">     B. 21 ounces</w:t>
+      </w:r>
+    </w:p>
+    <w:p>
+      <w:pPr>
+        <w:spacing w:after="40" w:before="0"/>
+      </w:pPr>
+      <w:r>
+        <w:t xml:space="preserve">     C. 75 ounces</w:t>
+      </w:r>
+    </w:p>
+    <w:p>
+      <w:pPr>
+        <w:spacing w:after="40" w:before="0"/>
+      </w:pPr>
+      <w:r>
+        <w:t xml:space="preserve">     D. 16 ounces</w:t>
       </w:r>
     </w:p>
     <w:p>
@@ -1547,10 +1573,22 @@
     </w:p>
     <w:p>
       <w:pPr>
+        <w:spacing w:after="20" w:before="0"/>
+      </w:pPr>
+      <w:r>
+        <w:t xml:space="preserve">     7 × 12 = 84 inches.</w:t>
+      </w:r>
+    </w:p>
+    <w:p>
+      <w:pPr>
         <w:spacing w:after="80" w:before="0"/>
       </w:pPr>
       <w:r>
-        <w:t xml:space="preserve">     7 × 12 = 84 inches.</w:t>
+        <w:rPr>
+          <w:i/>
+          <w:iCs/>
+        </w:rPr>
+        <w:t xml:space="preserve">     Watch for: A common mistake in Convert Measurement Units is skipping the key idea: "Multiply when changing to a smaller unit, and divide when changing to a bigger unit." — always check your work against this rule before you submit.</w:t>
       </w:r>
     </w:p>
     <w:p>
@@ -1567,10 +1605,22 @@
     </w:p>
     <w:p>
       <w:pPr>
+        <w:spacing w:after="20" w:before="0"/>
+      </w:pPr>
+      <w:r>
+        <w:t xml:space="preserve">     1 yard = 3 feet. 3 × 3 = 9 feet.</w:t>
+      </w:r>
+    </w:p>
+    <w:p>
+      <w:pPr>
         <w:spacing w:after="80" w:before="0"/>
       </w:pPr>
       <w:r>
-        <w:t xml:space="preserve">     1 yard = 3 feet. 3 × 3 = 9 feet.</w:t>
+        <w:rPr>
+          <w:i/>
+          <w:iCs/>
+        </w:rPr>
+        <w:t xml:space="preserve">     Watch for: A common mistake in Convert Measurement Units is skipping the key idea: "Multiply when changing to a smaller unit, and divide when changing to a bigger unit." — always check your work against this rule before you submit.</w:t>
       </w:r>
     </w:p>
     <w:p>
@@ -1655,10 +1705,22 @@
     </w:p>
     <w:p>
       <w:pPr>
+        <w:spacing w:after="20" w:before="0"/>
+      </w:pPr>
+      <w:r>
+        <w:t xml:space="preserve">     30 ÷ 12 = 2 remainder 6. So 30 inches = 2 feet 6 inches.</w:t>
+      </w:r>
+    </w:p>
+    <w:p>
+      <w:pPr>
         <w:spacing w:after="80" w:before="0"/>
       </w:pPr>
       <w:r>
-        <w:t xml:space="preserve">     30 ÷ 12 = 2 remainder 6. So 30 inches = 2 feet 6 inches.</w:t>
+        <w:rPr>
+          <w:i/>
+          <w:iCs/>
+        </w:rPr>
+        <w:t xml:space="preserve">     Watch for: A common mistake in Convert Measurement Units is skipping the key idea: "Multiply when changing to a smaller unit, and divide when changing to a bigger unit." — always check your work against this rule before you submit.</w:t>
       </w:r>
     </w:p>
     <w:p>
@@ -1790,7 +1852,43 @@
           <w:b/>
           <w:bCs/>
         </w:rPr>
-        <w:t xml:space="preserve">7. A. 48</w:t>
+        <w:t xml:space="preserve">7. onLevel — Spot the Common Mistake</w:t>
+      </w:r>
+    </w:p>
+    <w:p>
+      <w:pPr>
+        <w:spacing w:after="20" w:before="0"/>
+      </w:pPr>
+      <w:r>
+        <w:t xml:space="preserve">     The mistake is in Step 2.</w:t>
+      </w:r>
+    </w:p>
+    <w:p>
+      <w:pPr>
+        <w:spacing w:after="20" w:before="0"/>
+      </w:pPr>
+      <w:r>
+        <w:t xml:space="preserve">     Correct work: Follow the key idea: Multiply when changing to a smaller unit, and divide when changing to a bigger unit.</w:t>
+      </w:r>
+    </w:p>
+    <w:p>
+      <w:pPr>
+        <w:spacing w:after="40" w:before="0"/>
+      </w:pPr>
+      <w:r>
+        <w:rPr>
+          <w:b/>
+          <w:bCs/>
+        </w:rPr>
+        <w:t xml:space="preserve">8. A. 36 inches</w:t>
+      </w:r>
+    </w:p>
+    <w:p>
+      <w:pPr>
+        <w:spacing w:after="20" w:before="0"/>
+      </w:pPr>
+      <w:r>
+        <w:t xml:space="preserve">     Inches are smaller than feet, so multiply: 3 × 12 = 36 inches.</w:t>
       </w:r>
     </w:p>
     <w:p>
@@ -1798,19 +1896,31 @@
         <w:spacing w:after="80" w:before="0"/>
       </w:pPr>
       <w:r>
-        <w:t xml:space="preserve">     4 × 12 = 48 inches.</w:t>
-      </w:r>
-    </w:p>
-    <w:p>
-      <w:pPr>
-        <w:spacing w:after="40" w:before="0"/>
-      </w:pPr>
-      <w:r>
-        <w:rPr>
-          <w:b/>
-          <w:bCs/>
-        </w:rPr>
-        <w:t xml:space="preserve">8. A. 250</w:t>
+        <w:rPr>
+          <w:i/>
+          <w:iCs/>
+        </w:rPr>
+        <w:t xml:space="preserve">     Watch for: A common mistake in Convert Measurement Units is skipping the key idea: "Multiply when changing to a smaller unit, and divide when changing to a bigger unit." — always check your work against this rule before you submit.</w:t>
+      </w:r>
+    </w:p>
+    <w:p>
+      <w:pPr>
+        <w:spacing w:after="40" w:before="0"/>
+      </w:pPr>
+      <w:r>
+        <w:rPr>
+          <w:b/>
+          <w:bCs/>
+        </w:rPr>
+        <w:t xml:space="preserve">9. A. 2,500 meters</w:t>
+      </w:r>
+    </w:p>
+    <w:p>
+      <w:pPr>
+        <w:spacing w:after="20" w:before="0"/>
+      </w:pPr>
+      <w:r>
+        <w:t xml:space="preserve">     Meters are smaller than kilometers, so multiply: 2.5 × 1,000 = 2,500 meters.</w:t>
       </w:r>
     </w:p>
     <w:p>
@@ -1818,19 +1928,31 @@
         <w:spacing w:after="80" w:before="0"/>
       </w:pPr>
       <w:r>
-        <w:t xml:space="preserve">     2.5 × 100 = 250 cm.</w:t>
-      </w:r>
-    </w:p>
-    <w:p>
-      <w:pPr>
-        <w:spacing w:after="40" w:before="0"/>
-      </w:pPr>
-      <w:r>
-        <w:rPr>
-          <w:b/>
-          <w:bCs/>
-        </w:rPr>
-        <w:t xml:space="preserve">9. A. 12</w:t>
+        <w:rPr>
+          <w:i/>
+          <w:iCs/>
+        </w:rPr>
+        <w:t xml:space="preserve">     Watch for: A common mistake in Convert Measurement Units is skipping the key idea: "Multiply when changing to a smaller unit, and divide when changing to a bigger unit." — always check your work against this rule before you submit.</w:t>
+      </w:r>
+    </w:p>
+    <w:p>
+      <w:pPr>
+        <w:spacing w:after="40" w:before="0"/>
+      </w:pPr>
+      <w:r>
+        <w:rPr>
+          <w:b/>
+          <w:bCs/>
+        </w:rPr>
+        <w:t xml:space="preserve">10. A. 80 ounces</w:t>
+      </w:r>
+    </w:p>
+    <w:p>
+      <w:pPr>
+        <w:spacing w:after="20" w:before="0"/>
+      </w:pPr>
+      <w:r>
+        <w:t xml:space="preserve">     Ounces are smaller than pounds, so multiply: 5 × 16 = 80 ounces.</w:t>
       </w:r>
     </w:p>
     <w:p>
@@ -1838,27 +1960,11 @@
         <w:spacing w:after="80" w:before="0"/>
       </w:pPr>
       <w:r>
-        <w:t xml:space="preserve">     3 × 4 = 12 cups.</w:t>
-      </w:r>
-    </w:p>
-    <w:p>
-      <w:pPr>
-        <w:spacing w:after="40" w:before="0"/>
-      </w:pPr>
-      <w:r>
-        <w:rPr>
-          <w:b/>
-          <w:bCs/>
-        </w:rPr>
-        <w:t xml:space="preserve">10. A. 4</w:t>
-      </w:r>
-    </w:p>
-    <w:p>
-      <w:pPr>
-        <w:spacing w:after="80" w:before="0"/>
-      </w:pPr>
-      <w:r>
-        <w:t xml:space="preserve">     64 ÷ 16 = 4 pounds.</w:t>
+        <w:rPr>
+          <w:i/>
+          <w:iCs/>
+        </w:rPr>
+        <w:t xml:space="preserve">     Watch for: A common mistake in Convert Measurement Units is skipping the key idea: "Multiply when changing to a smaller unit, and divide when changing to a bigger unit." — always check your work against this rule before you submit.</w:t>
       </w:r>
     </w:p>
     <w:sectPr>

--- a/lessons/4-6/homework.docx
+++ b/lessons/4-6/homework.docx
@@ -1312,23 +1312,31 @@
         <w:spacing w:after="40" w:before="0"/>
       </w:pPr>
       <w:r>
-        <w:t xml:space="preserve">   Step 1 (Read): A student is working on Convert Measurement Units.</w:t>
-      </w:r>
-    </w:p>
-    <w:p>
-      <w:pPr>
-        <w:spacing w:after="40" w:before="0"/>
-      </w:pPr>
-      <w:r>
-        <w:t xml:space="preserve">   Step 2 (Attempt): They ignored the rule: Multiply when changing to a smaller unit, and divide when changing to a bigger unit.</w:t>
-      </w:r>
-    </w:p>
-    <w:p>
-      <w:pPr>
-        <w:spacing w:after="40" w:before="0"/>
-      </w:pPr>
-      <w:r>
-        <w:t xml:space="preserve">   Step 3 (Check): The answer does not match the math rule from class.</w:t>
+        <w:t xml:space="preserve">   Step 1 (Convert 80 ounces of bolts to pounds): 80 ounces → pounds</w:t>
+      </w:r>
+    </w:p>
+    <w:p>
+      <w:pPr>
+        <w:spacing w:after="40" w:before="0"/>
+      </w:pPr>
+      <w:r>
+        <w:t xml:space="preserve">   Step 2 (Use the conversion factor): 1 pound = 16 ounces</w:t>
+      </w:r>
+    </w:p>
+    <w:p>
+      <w:pPr>
+        <w:spacing w:after="40" w:before="0"/>
+      </w:pPr>
+      <w:r>
+        <w:t xml:space="preserve">   Step 3 (Operate): 80 × 16 = 1,280 pounds</w:t>
+      </w:r>
+    </w:p>
+    <w:p>
+      <w:pPr>
+        <w:spacing w:after="40" w:before="0"/>
+      </w:pPr>
+      <w:r>
+        <w:t xml:space="preserve">   Step 4 (Final answer): 80 ounces = 1,280 pounds</w:t>
       </w:r>
     </w:p>
     <w:p>
@@ -1588,7 +1596,7 @@
           <w:i/>
           <w:iCs/>
         </w:rPr>
-        <w:t xml:space="preserve">     Watch for: A common mistake in Convert Measurement Units is skipping the key idea: "Multiply when changing to a smaller unit, and divide when changing to a bigger unit." — always check your work against this rule before you submit.</w:t>
+        <w:t xml:space="preserve">     Watch for: A common mistake in Convert Measurement Units is applying the conversion factor in the wrong direction — for example, converting 4 feet to inches by dividing (4 ÷ 12 = 0.33 inches) instead of multiplying (4 × 12 = 48 inches), or converting 80 ounces to pounds by multiplying (80 × 16 = 1,280 pounds) instead of dividing (80 ÷ 16 = 5 pounds). Before you answer, ask: am I changing to a SMALLER unit (there will be MORE of them, so multiply) or a BIGGER unit (there will be FEWER of them, so divide)?</w:t>
       </w:r>
     </w:p>
     <w:p>
@@ -1620,7 +1628,7 @@
           <w:i/>
           <w:iCs/>
         </w:rPr>
-        <w:t xml:space="preserve">     Watch for: A common mistake in Convert Measurement Units is skipping the key idea: "Multiply when changing to a smaller unit, and divide when changing to a bigger unit." — always check your work against this rule before you submit.</w:t>
+        <w:t xml:space="preserve">     Watch for: A common mistake in Convert Measurement Units is applying the conversion factor in the wrong direction — for example, converting 4 feet to inches by dividing (4 ÷ 12 = 0.33 inches) instead of multiplying (4 × 12 = 48 inches), or converting 80 ounces to pounds by multiplying (80 × 16 = 1,280 pounds) instead of dividing (80 ÷ 16 = 5 pounds). Before you answer, ask: am I changing to a SMALLER unit (there will be MORE of them, so multiply) or a BIGGER unit (there will be FEWER of them, so divide)?</w:t>
       </w:r>
     </w:p>
     <w:p>
@@ -1720,7 +1728,7 @@
           <w:i/>
           <w:iCs/>
         </w:rPr>
-        <w:t xml:space="preserve">     Watch for: A common mistake in Convert Measurement Units is skipping the key idea: "Multiply when changing to a smaller unit, and divide when changing to a bigger unit." — always check your work against this rule before you submit.</w:t>
+        <w:t xml:space="preserve">     Watch for: A common mistake in Convert Measurement Units is applying the conversion factor in the wrong direction — for example, converting 4 feet to inches by dividing (4 ÷ 12 = 0.33 inches) instead of multiplying (4 × 12 = 48 inches), or converting 80 ounces to pounds by multiplying (80 × 16 = 1,280 pounds) instead of dividing (80 ÷ 16 = 5 pounds). Before you answer, ask: am I changing to a SMALLER unit (there will be MORE of them, so multiply) or a BIGGER unit (there will be FEWER of them, so divide)?</w:t>
       </w:r>
     </w:p>
     <w:p>
@@ -1860,7 +1868,7 @@
         <w:spacing w:after="20" w:before="0"/>
       </w:pPr>
       <w:r>
-        <w:t xml:space="preserve">     The mistake is in Step 2.</w:t>
+        <w:t xml:space="preserve">     The mistake is in Step 3.</w:t>
       </w:r>
     </w:p>
     <w:p>
@@ -1868,7 +1876,7 @@
         <w:spacing w:after="20" w:before="0"/>
       </w:pPr>
       <w:r>
-        <w:t xml:space="preserve">     Correct work: Follow the key idea: Multiply when changing to a smaller unit, and divide when changing to a bigger unit.</w:t>
+        <w:t xml:space="preserve">     Correct work: Ounces are smaller than pounds, so you divide (not multiply): 80 ÷ 16 = 5 pounds. Changing to a bigger unit gives a smaller number.</w:t>
       </w:r>
     </w:p>
     <w:p>
@@ -1900,7 +1908,7 @@
           <w:i/>
           <w:iCs/>
         </w:rPr>
-        <w:t xml:space="preserve">     Watch for: A common mistake in Convert Measurement Units is skipping the key idea: "Multiply when changing to a smaller unit, and divide when changing to a bigger unit." — always check your work against this rule before you submit.</w:t>
+        <w:t xml:space="preserve">     Watch for: A common mistake in Convert Measurement Units is applying the conversion factor in the wrong direction — for example, converting 4 feet to inches by dividing (4 ÷ 12 = 0.33 inches) instead of multiplying (4 × 12 = 48 inches), or converting 80 ounces to pounds by multiplying (80 × 16 = 1,280 pounds) instead of dividing (80 ÷ 16 = 5 pounds). Before you answer, ask: am I changing to a SMALLER unit (there will be MORE of them, so multiply) or a BIGGER unit (there will be FEWER of them, so divide)?</w:t>
       </w:r>
     </w:p>
     <w:p>
@@ -1932,7 +1940,7 @@
           <w:i/>
           <w:iCs/>
         </w:rPr>
-        <w:t xml:space="preserve">     Watch for: A common mistake in Convert Measurement Units is skipping the key idea: "Multiply when changing to a smaller unit, and divide when changing to a bigger unit." — always check your work against this rule before you submit.</w:t>
+        <w:t xml:space="preserve">     Watch for: A common mistake in Convert Measurement Units is applying the conversion factor in the wrong direction — for example, converting 4 feet to inches by dividing (4 ÷ 12 = 0.33 inches) instead of multiplying (4 × 12 = 48 inches), or converting 80 ounces to pounds by multiplying (80 × 16 = 1,280 pounds) instead of dividing (80 ÷ 16 = 5 pounds). Before you answer, ask: am I changing to a SMALLER unit (there will be MORE of them, so multiply) or a BIGGER unit (there will be FEWER of them, so divide)?</w:t>
       </w:r>
     </w:p>
     <w:p>
@@ -1964,7 +1972,7 @@
           <w:i/>
           <w:iCs/>
         </w:rPr>
-        <w:t xml:space="preserve">     Watch for: A common mistake in Convert Measurement Units is skipping the key idea: "Multiply when changing to a smaller unit, and divide when changing to a bigger unit." — always check your work against this rule before you submit.</w:t>
+        <w:t xml:space="preserve">     Watch for: A common mistake in Convert Measurement Units is applying the conversion factor in the wrong direction — for example, converting 4 feet to inches by dividing (4 ÷ 12 = 0.33 inches) instead of multiplying (4 × 12 = 48 inches), or converting 80 ounces to pounds by multiplying (80 × 16 = 1,280 pounds) instead of dividing (80 ÷ 16 = 5 pounds). Before you answer, ask: am I changing to a SMALLER unit (there will be MORE of them, so multiply) or a BIGGER unit (there will be FEWER of them, so divide)?</w:t>
       </w:r>
     </w:p>
     <w:sectPr>
